--- a/manuscript/plos_one_innovation_20261017/Cover_Letter.docx
+++ b/manuscript/plos_one_innovation_20261017/Cover_Letter.docx
@@ -86,7 +86,7 @@
         <w:widowControl/>
       </w:pPr>
       <w:r>
-        <w:t xml:space="preserve">The submission includes detailed methods, saved predictions, complete cohort and class-specific tables, six figures and reproduction code. Original software is MIT licensed, and original manuscript content, figures and derived results are CC BY 4.0. The manuscript reports the original collection ethics and the author-reported secondary-use exemption confirmed by Chongqing Medical University on 16 October 2026. It also discloses OpenAI ChatGPT/Codex assistance with software, analysis, figures and writing.</w:t>
+        <w:t xml:space="preserve">The submission includes detailed methods, saved predictions, complete cohort and class-specific tables, six figures and reproduction code. Original software is MIT licensed, and original manuscript content, figures and derived results are CC BY 4.0. The manuscript reports the original collection ethics and the exemption of this public-data secondary analysis from additional ethical review under Article 32(1) of China’s 2023 ethics-review measures. It also discloses OpenAI ChatGPT/Codex assistance with software, analysis, figures and writing.</w:t>
       </w:r>
     </w:p>
     <w:p>
